--- a/conveyancing/invoices/Maryke-Invoice-Firm-Setup.docx
+++ b/conveyancing/invoices/Maryke-Invoice-Firm-Setup.docx
@@ -45,7 +45,7 @@
                 <w:rFonts w:ascii="Times New Roman" w:cs="Times New Roman" w:eastAsia="Times New Roman" w:hAnsi="Times New Roman"/>
                 <w:b/>
                 <w:bCs/>
-                <w:color w:val="17263A"/>
+                <w:color w:val="333E48"/>
                 <w:spacing w:val="80"/>
                 <w:sz w:val="26"/>
                 <w:szCs w:val="26"/>
@@ -137,7 +137,7 @@
                 <w:rFonts w:ascii="Times New Roman" w:cs="Times New Roman" w:eastAsia="Times New Roman" w:hAnsi="Times New Roman"/>
                 <w:b/>
                 <w:bCs/>
-                <w:color w:val="17263A"/>
+                <w:color w:val="333E48"/>
                 <w:spacing w:val="40"/>
                 <w:sz w:val="38"/>
                 <w:szCs w:val="38"/>
@@ -148,7 +148,7 @@
           <w:p>
             <w:pPr>
               <w:pBdr>
-                <w:bottom w:val="single" w:color="B58C4B" w:sz="10"/>
+                <w:bottom w:val="single" w:color="C2A56E" w:sz="10"/>
               </w:pBdr>
               <w:spacing w:after="150"/>
             </w:pPr>
@@ -392,7 +392,7 @@
     <w:p>
       <w:pPr>
         <w:pBdr>
-          <w:bottom w:val="single" w:color="B58C4B" w:sz="8"/>
+          <w:bottom w:val="single" w:color="C2A56E" w:sz="8"/>
         </w:pBdr>
         <w:spacing w:after="220"/>
       </w:pPr>
@@ -442,7 +442,7 @@
                 <w:b/>
                 <w:bCs/>
                 <w:caps/>
-                <w:color w:val="B58C4B"/>
+                <w:color w:val="C2A56E"/>
                 <w:spacing w:val="55"/>
                 <w:sz w:val="13"/>
                 <w:szCs w:val="13"/>
@@ -569,7 +569,7 @@
                 <w:b/>
                 <w:bCs/>
                 <w:caps/>
-                <w:color w:val="B58C4B"/>
+                <w:color w:val="C2A56E"/>
                 <w:spacing w:val="55"/>
                 <w:sz w:val="13"/>
                 <w:szCs w:val="13"/>
@@ -915,7 +915,7 @@
           <w:b/>
           <w:bCs/>
           <w:caps/>
-          <w:color w:val="17263A"/>
+          <w:color w:val="333E48"/>
           <w:spacing w:val="55"/>
           <w:sz w:val="14"/>
           <w:szCs w:val="14"/>
@@ -949,7 +949,7 @@
               <w:bottom w:val="none" w:color="FFFFFF" w:sz="0"/>
               <w:right w:val="none" w:color="FFFFFF" w:sz="0"/>
             </w:tcBorders>
-            <w:shd w:fill="17263A" w:color="auto" w:val="clear"/>
+            <w:shd w:fill="333E48" w:color="auto" w:val="clear"/>
             <w:tcMar>
               <w:top w:type="dxa" w:w="90"/>
               <w:left w:type="dxa" w:w="150"/>
@@ -985,7 +985,7 @@
               <w:bottom w:val="none" w:color="FFFFFF" w:sz="0"/>
               <w:right w:val="none" w:color="FFFFFF" w:sz="0"/>
             </w:tcBorders>
-            <w:shd w:fill="17263A" w:color="auto" w:val="clear"/>
+            <w:shd w:fill="333E48" w:color="auto" w:val="clear"/>
             <w:tcMar>
               <w:top w:type="dxa" w:w="90"/>
               <w:left w:type="dxa" w:w="0"/>
@@ -1827,7 +1827,7 @@
               <w:bottom w:val="none" w:color="FFFFFF" w:sz="0"/>
               <w:right w:val="none" w:color="FFFFFF" w:sz="0"/>
             </w:tcBorders>
-            <w:shd w:fill="17263A" w:color="auto" w:val="clear"/>
+            <w:shd w:fill="333E48" w:color="auto" w:val="clear"/>
             <w:tcMar>
               <w:top w:type="dxa" w:w="140"/>
               <w:left w:type="dxa" w:w="0"/>
@@ -1864,7 +1864,7 @@
               <w:bottom w:val="none" w:color="FFFFFF" w:sz="0"/>
               <w:right w:val="none" w:color="FFFFFF" w:sz="0"/>
             </w:tcBorders>
-            <w:shd w:fill="17263A" w:color="auto" w:val="clear"/>
+            <w:shd w:fill="333E48" w:color="auto" w:val="clear"/>
             <w:tcMar>
               <w:top w:type="dxa" w:w="140"/>
               <w:left w:type="dxa" w:w="0"/>
@@ -1942,7 +1942,7 @@
                 <w:b/>
                 <w:bCs/>
                 <w:caps/>
-                <w:color w:val="B58C4B"/>
+                <w:color w:val="C2A56E"/>
                 <w:spacing w:val="55"/>
                 <w:sz w:val="13"/>
                 <w:szCs w:val="13"/>
